--- a/Documentos/Laboratorio2_WalletUCP_Camilo.docx
+++ b/Documentos/Laboratorio2_WalletUCP_Camilo.docx
@@ -5335,7 +5335,7 @@
       <w:r>
         <w:drawing>
           <wp:inline distT="0" distB="0" distL="0" distR="0">
-            <wp:extent cx="5943600" cy="8499655"/>
+            <wp:extent cx="5943600" cy="4753928"/>
             <wp:effectExtent l="0" t="0" r="0" b="0"/>
             <wp:docPr id="6" name="image6.png"/>
             <wp:cNvGraphicFramePr>
@@ -5357,7 +5357,7 @@
                   <pic:spPr>
                     <a:xfrm>
                       <a:off x="0" y="0"/>
-                      <a:ext cx="5943600" cy="8499655"/>
+                      <a:ext cx="5943600" cy="4753928"/>
                     </a:xfrm>
                     <a:prstGeom prst="rect">
                       <a:avLst/>

--- a/Documentos/Laboratorio2_WalletUCP_Camilo.docx
+++ b/Documentos/Laboratorio2_WalletUCP_Camilo.docx
@@ -4429,7 +4429,7 @@
       <w:r>
         <w:drawing>
           <wp:inline distT="0" distB="0" distL="0" distR="0">
-            <wp:extent cx="5943600" cy="6004481"/>
+            <wp:extent cx="5943600" cy="6164297"/>
             <wp:effectExtent l="0" t="0" r="0" b="0"/>
             <wp:docPr id="4" name="image4.png"/>
             <wp:cNvGraphicFramePr>
@@ -4451,7 +4451,7 @@
                   <pic:spPr>
                     <a:xfrm>
                       <a:off x="0" y="0"/>
-                      <a:ext cx="5943600" cy="6004481"/>
+                      <a:ext cx="5943600" cy="6164297"/>
                     </a:xfrm>
                     <a:prstGeom prst="rect">
                       <a:avLst/>
@@ -4476,7 +4476,7 @@
           <w:sz w:val="17"/>
           <w:szCs w:val="17"/>
         </w:rPr>
-        <w:t xml:space="preserve">Figura 4. Ramas del repositorio (develop y main), historial de commits, etiquetas v1.0.0 a v1.0.3, y el remoto en GitHub.</w:t>
+        <w:t xml:space="preserve">Figura 4. Ramas del repositorio (develop y main), historial de commits, etiquetas v1.0.0 a v1.0.4, y el remoto en GitHub.</w:t>
       </w:r>
     </w:p>
     <w:tbl>
@@ -4696,7 +4696,7 @@
         <w:spacing w:after="120" w:before="0"/>
       </w:pPr>
       <w:r>
-        <w:t xml:space="preserve">El equivalente en GitHub del Merge Request de GitLab es el Pull Request: se abre de develop hacia main, se revisa el diff, se deja comentarios, se aprueba y se combina. Al combinar, ese push a main es lo que despliega a Producción. Las capturas de esa pantalla se toman manualmente, porque requieren la sesión iniciada en la cuenta de GitHub.</w:t>
+        <w:t xml:space="preserve">El equivalente en GitHub del Merge Request de GitLab es el Pull Request: se abre de develop hacia main, se revisa el diff, se deja comentarios, se aprueba y se combina. Al combinar, ese push a main es lo que despliega a Producción. Para que la aprobación no sea un trámite de una sola persona, el repositorio tiene un segundo colaborador con permiso de escritura, xcandres04, que revisa y aprueba cada Pull Request antes de combinarlo: la regla pide una aprobación de alguien con acceso de escritura, y ese revisor no es el autor. Las capturas de esa pantalla se toman manualmente, porque requieren la sesión iniciada en la cuenta de GitHub.</w:t>
       </w:r>
     </w:p>
     <w:p>
@@ -4714,7 +4714,7 @@
         <w:spacing w:after="120" w:before="0"/>
       </w:pPr>
       <w:r>
-        <w:t xml:space="preserve">Como extensión, el pipeline crea una etiqueta vX.Y.Z por cada despliegue a Producción, de manera que cada combinación a main queda asociada a una versión. Al momento de redactar este informe el repositorio tenía las etiquetas v1.0.0 a v1.0.3, visibles en la Figura 4; la numeración crece sola con cada nuevo despliegue.</w:t>
+        <w:t xml:space="preserve">Como extensión, el pipeline crea una etiqueta vX.Y.Z por cada despliegue a Producción, de manera que cada combinación a main queda asociada a una versión. Al momento de redactar este informe el repositorio tenía las etiquetas v1.0.0 a v1.0.4, visibles en la Figura 4; la numeración crece sola con cada nuevo despliegue. La v1.0.4 la creó automáticamente el job version sobre el commit de combinación del Pull Request, y es la prueba de que ese recorrido de despliegue se ejecutó de principio a fin.</w:t>
       </w:r>
     </w:p>
     <w:p>
@@ -5335,7 +5335,7 @@
       <w:r>
         <w:drawing>
           <wp:inline distT="0" distB="0" distL="0" distR="0">
-            <wp:extent cx="5943600" cy="4753928"/>
+            <wp:extent cx="5943600" cy="4953793"/>
             <wp:effectExtent l="0" t="0" r="0" b="0"/>
             <wp:docPr id="6" name="image6.png"/>
             <wp:cNvGraphicFramePr>
@@ -5357,7 +5357,7 @@
                   <pic:spPr>
                     <a:xfrm>
                       <a:off x="0" y="0"/>
-                      <a:ext cx="5943600" cy="4753928"/>
+                      <a:ext cx="5943600" cy="4953793"/>
                     </a:xfrm>
                     <a:prstGeom prst="rect">
                       <a:avLst/>
@@ -5460,7 +5460,15 @@
         <w:spacing w:after="120" w:before="0"/>
       </w:pPr>
       <w:r>
-        <w:t xml:space="preserve">Los cuatro checks exigidos son precisamente los jobs que corren en un Pull Request. No se exigieron deploy_main, smoke-test ni version porque esos tres solo se ejecutan en un push, no al abrir un PR: exigirlos habría dejado el PR bloqueado para siempre. Tampoco se activó la casilla Do not allow bypassing the above settings, que en un proyecto de un solo autor dejaría el repositorio sin poder avanzar.</w:t>
+        <w:t xml:space="preserve">Los cuatro checks exigidos son precisamente los jobs que corren en un Pull Request. No se exigieron deploy_main, smoke-test ni version, porque los tres están condicionados a github.event_name == 'push' y al abrir un Pull Request no llegan a ejecutarse. Vale la pena ser preciso sobre lo que eso significa, porque es un error frecuente: GitHub no cuenta esos jobs como fallidos, sino como skipped, y un check omitido se considera aprobado a efectos de combinar. Es decir, exigirlos no habría bloqueado el Pull Request para siempre, como se suele suponer; simplemente no habría aportado ninguna validación, porque un check que nunca corre no puede aprobar ni reprobar nada. La regla queda así de efectiva: cuatro checks que de verdad se ejecutan en cada Pull Request.</w:t>
+      </w:r>
+    </w:p>
+    <w:p>
+      <w:pPr>
+        <w:spacing w:after="120" w:before="0"/>
+      </w:pPr>
+      <w:r>
+        <w:t xml:space="preserve">Tampoco se activó la casilla Do not allow bypassing the above settings, que impide saltarse las reglas incluso al propietario del repositorio. En un proyecto de un solo autor eso dejaría el repositorio sin poder avanzar si nadie más pudiera aprobar.</w:t>
       </w:r>
     </w:p>
     <w:p>
@@ -5492,7 +5500,15 @@
         <w:spacing w:after="120" w:before="0"/>
       </w:pPr>
       <w:r>
-        <w:t xml:space="preserve">El equivalente en GitHub del Merge Request de GitLab es el Pull Request. Se abre de develop hacia main, se revisa el diff y, cuando los cuatro checks obligatorios están en verde y el PR está aprobado, se combina. Ese push a main es el que dispara deploy_main y el job version, que crea la siguiente etiqueta vX.Y.Z.</w:t>
+        <w:t xml:space="preserve">El equivalente en GitHub del Merge Request de GitLab es el Pull Request. Se abre de develop hacia main, se revisa el diff y, cuando los cuatro checks obligatorios están en verde y el PR está aprobado por un segundo revisor, se combina. Ese push a main es el que dispara deploy_main y el job version, que crea la siguiente etiqueta vX.Y.Z.</w:t>
+      </w:r>
+    </w:p>
+    <w:p>
+      <w:pPr>
+        <w:spacing w:after="120" w:before="0"/>
+      </w:pPr>
+      <w:r>
+        <w:t xml:space="preserve">Nota sobre el primer Pull Request: el PR #1 (develop hacia main) sí llegó a combinarse, pero lo hizo saltándose la regla de aprobación. Mientras se terminaba de poner en marcha el runner autoalojado se marcó la casilla Merge without waiting for requirements to be met, que GitHub solo ofrece al propietario del repositorio. Se puede comprobar en el historial: ese PR figura como Merged con No reviews, y main avanzó igualmente. No se corrigió rebobinando la rama, porque eso habría borrado la etiqueta v1.0.4 y habría obligado a volver a desplegar a Producción. Se deja registrado tal cual, y el flujo completo con aprobación de un segundo revisor se demuestra en el PR #2, que es el que ilustran las dos capturas siguientes.</w:t>
       </w:r>
     </w:p>
     <w:p>

--- a/Documentos/Laboratorio2_WalletUCP_Camilo.docx
+++ b/Documentos/Laboratorio2_WalletUCP_Camilo.docx
@@ -4429,7 +4429,7 @@
       <w:r>
         <w:drawing>
           <wp:inline distT="0" distB="0" distL="0" distR="0">
-            <wp:extent cx="5943600" cy="6164297"/>
+            <wp:extent cx="5943600" cy="6324112"/>
             <wp:effectExtent l="0" t="0" r="0" b="0"/>
             <wp:docPr id="4" name="image4.png"/>
             <wp:cNvGraphicFramePr>
@@ -4451,7 +4451,7 @@
                   <pic:spPr>
                     <a:xfrm>
                       <a:off x="0" y="0"/>
-                      <a:ext cx="5943600" cy="6164297"/>
+                      <a:ext cx="5943600" cy="6324112"/>
                     </a:xfrm>
                     <a:prstGeom prst="rect">
                       <a:avLst/>
@@ -4476,7 +4476,7 @@
           <w:sz w:val="17"/>
           <w:szCs w:val="17"/>
         </w:rPr>
-        <w:t xml:space="preserve">Figura 4. Ramas del repositorio (develop y main), historial de commits, etiquetas v1.0.0 a v1.0.4, y el remoto en GitHub.</w:t>
+        <w:t xml:space="preserve">Figura 4. Ramas del repositorio (develop y main), historial de commits, etiquetas v1.0.0 a v1.0.5, y el remoto en GitHub.</w:t>
       </w:r>
     </w:p>
     <w:tbl>
@@ -4714,7 +4714,7 @@
         <w:spacing w:after="120" w:before="0"/>
       </w:pPr>
       <w:r>
-        <w:t xml:space="preserve">Como extensión, el pipeline crea una etiqueta vX.Y.Z por cada despliegue a Producción, de manera que cada combinación a main queda asociada a una versión. Al momento de redactar este informe el repositorio tenía las etiquetas v1.0.0 a v1.0.4, visibles en la Figura 4; la numeración crece sola con cada nuevo despliegue. La v1.0.4 la creó automáticamente el job version sobre el commit de combinación del Pull Request, y es la prueba de que ese recorrido de despliegue se ejecutó de principio a fin.</w:t>
+        <w:t xml:space="preserve">Como extensión, el pipeline crea una etiqueta vX.Y.Z por cada despliegue a Producción, de manera que cada combinación a main queda asociada a una versión. Al momento de redactar este informe el repositorio tenía las etiquetas v1.0.0 a v1.0.5, visibles en la Figura 4; la numeración crece sola con cada nuevo despliegue. Las dos últimas las creó automáticamente el job version: la v1.0.4 sobre el commit de combinación del PR #1, y la v1.0.5 sobre el del PR #2. Cada una es la prueba de que ese recorrido de despliegue se ejecutó de principio a fin.</w:t>
       </w:r>
     </w:p>
     <w:p>
@@ -5508,7 +5508,15 @@
         <w:spacing w:after="120" w:before="0"/>
       </w:pPr>
       <w:r>
-        <w:t xml:space="preserve">Nota sobre el primer Pull Request: el PR #1 (develop hacia main) sí llegó a combinarse, pero lo hizo saltándose la regla de aprobación. Mientras se terminaba de poner en marcha el runner autoalojado se marcó la casilla Merge without waiting for requirements to be met, que GitHub solo ofrece al propietario del repositorio. Se puede comprobar en el historial: ese PR figura como Merged con No reviews, y main avanzó igualmente. No se corrigió rebobinando la rama, porque eso habría borrado la etiqueta v1.0.4 y habría obligado a volver a desplegar a Producción. Se deja registrado tal cual, y el flujo completo con aprobación de un segundo revisor se demuestra en el PR #2, que es el que ilustran las dos capturas siguientes.</w:t>
+        <w:t xml:space="preserve">Nota sobre el primer Pull Request: el PR #1 (develop hacia main) sí llegó a combinarse, pero lo hizo saltándose la regla de aprobación. Mientras se terminaba de poner en marcha el runner autoalojado se marcó la casilla Merge without waiting for requirements to be met, que GitHub solo ofrece al propietario del repositorio. Se puede comprobar en el historial: ese PR figura como Merged con No reviews, y main avanzó igualmente. No se corrigió rebobinando la rama, porque eso habría borrado la etiqueta v1.0.4 y habría obligado a volver a desplegar a Producción. Se deja registrado tal cual, y el flujo completo con aprobación de un segundo revisor se demuestra en el PR #2.</w:t>
+      </w:r>
+    </w:p>
+    <w:p>
+      <w:pPr>
+        <w:spacing w:after="120" w:before="0"/>
+      </w:pPr>
+      <w:r>
+        <w:t xml:space="preserve">El PR #2 (develop hacia main, commit d2267f9) sí siguió el flujo completo: xcandres04 lo aprobó el 30 de septiembre de 2026 a las 09:01 UTC y se combinó un minuto después, sin usar el bypass. Ese push a main disparó deploy_main y el job version, que creó la etiqueta v1.0.5.</w:t>
       </w:r>
     </w:p>
     <w:p>
